--- a/docs1/Training_Management_System_Database_Design.docx
+++ b/docs1/Training_Management_System_Database_Design.docx
@@ -5301,18 +5301,1589 @@
     </w:tbl>
     <w:p/>
     <w:p>
+      <w:pPr>
+        <w:pStyle w:val="Heading1"/>
+      </w:pPr>
       <w:r>
-        <w:t xml:space="preserve">INSERT INTO roles (id, </w:t>
-      </w:r>
-      <w:proofErr w:type="spellStart"/>
-      <w:r>
-        <w:t>role_name</w:t>
-      </w:r>
-      <w:proofErr w:type="spellEnd"/>
-      <w:r>
-        <w:t>, description, status) VALUES (1, 'Super Admin', 'Full access to all system features', 1), (2, 'Admin', 'Manage users, settings, and reports', 1), (3, 'Manager', 'Manage products, orders, and staff', 1), (4, 'Sales', 'Create and manage sales orders', 1), (5, 'Inventory', 'Manage products and stock levels', 1), (6, 'Support', 'Handle customer support requests', 1), (7, 'Accountant', 'Manage invoices, payments, and financial reports', 1), (8, 'Staff', 'General staff access', 1), (9, 'Customer', 'Customer portal access', 1), (10, 'Guest', 'Limited read-only access', 1);</w:t>
+        <w:t>1. Account Head</w:t>
       </w:r>
     </w:p>
+    <w:tbl>
+      <w:tblPr>
+        <w:tblStyle w:val="TableGrid"/>
+        <w:tblW w:w="0" w:type="auto"/>
+        <w:tblLook w:val="04A0" w:firstRow="1" w:lastRow="0" w:firstColumn="1" w:lastColumn="0" w:noHBand="0" w:noVBand="1"/>
+      </w:tblPr>
+      <w:tblGrid>
+        <w:gridCol w:w="2795"/>
+        <w:gridCol w:w="3327"/>
+        <w:gridCol w:w="2536"/>
+      </w:tblGrid>
+      <w:tr>
+        <w:tc>
+          <w:tcPr>
+            <w:tcW w:w="2795" w:type="dxa"/>
+          </w:tcPr>
+          <w:p>
+            <w:r>
+              <w:t>Field</w:t>
+            </w:r>
+          </w:p>
+        </w:tc>
+        <w:tc>
+          <w:tcPr>
+            <w:tcW w:w="3327" w:type="dxa"/>
+          </w:tcPr>
+          <w:p>
+            <w:r>
+              <w:t>Type</w:t>
+            </w:r>
+          </w:p>
+        </w:tc>
+        <w:tc>
+          <w:tcPr>
+            <w:tcW w:w="2536" w:type="dxa"/>
+          </w:tcPr>
+          <w:p>
+            <w:r>
+              <w:t>Key</w:t>
+            </w:r>
+          </w:p>
+        </w:tc>
+      </w:tr>
+      <w:tr>
+        <w:tc>
+          <w:tcPr>
+            <w:tcW w:w="2795" w:type="dxa"/>
+          </w:tcPr>
+          <w:p>
+            <w:r>
+              <w:t>id</w:t>
+            </w:r>
+          </w:p>
+        </w:tc>
+        <w:tc>
+          <w:tcPr>
+            <w:tcW w:w="3327" w:type="dxa"/>
+          </w:tcPr>
+          <w:p>
+            <w:r>
+              <w:t>INT</w:t>
+            </w:r>
+          </w:p>
+        </w:tc>
+        <w:tc>
+          <w:tcPr>
+            <w:tcW w:w="2536" w:type="dxa"/>
+          </w:tcPr>
+          <w:p>
+            <w:r>
+              <w:t>PK</w:t>
+            </w:r>
+          </w:p>
+        </w:tc>
+      </w:tr>
+      <w:tr>
+        <w:tc>
+          <w:tcPr>
+            <w:tcW w:w="2795" w:type="dxa"/>
+          </w:tcPr>
+          <w:p>
+            <w:proofErr w:type="spellStart"/>
+            <w:r>
+              <w:t>account_code</w:t>
+            </w:r>
+            <w:proofErr w:type="spellEnd"/>
+          </w:p>
+        </w:tc>
+        <w:tc>
+          <w:tcPr>
+            <w:tcW w:w="3327" w:type="dxa"/>
+          </w:tcPr>
+          <w:p>
+            <w:proofErr w:type="gramStart"/>
+            <w:r>
+              <w:t>VARCHAR(</w:t>
+            </w:r>
+            <w:proofErr w:type="gramEnd"/>
+            <w:r>
+              <w:t>100)</w:t>
+            </w:r>
+          </w:p>
+        </w:tc>
+        <w:tc>
+          <w:tcPr>
+            <w:tcW w:w="2536" w:type="dxa"/>
+          </w:tcPr>
+          <w:p/>
+        </w:tc>
+      </w:tr>
+      <w:tr>
+        <w:tc>
+          <w:tcPr>
+            <w:tcW w:w="2795" w:type="dxa"/>
+          </w:tcPr>
+          <w:p>
+            <w:proofErr w:type="spellStart"/>
+            <w:r>
+              <w:t>account_name</w:t>
+            </w:r>
+            <w:proofErr w:type="spellEnd"/>
+          </w:p>
+        </w:tc>
+        <w:tc>
+          <w:tcPr>
+            <w:tcW w:w="3327" w:type="dxa"/>
+          </w:tcPr>
+          <w:p>
+            <w:proofErr w:type="gramStart"/>
+            <w:r>
+              <w:t>VARCHAR(</w:t>
+            </w:r>
+            <w:proofErr w:type="gramEnd"/>
+            <w:r>
+              <w:t>100)</w:t>
+            </w:r>
+          </w:p>
+        </w:tc>
+        <w:tc>
+          <w:tcPr>
+            <w:tcW w:w="2536" w:type="dxa"/>
+          </w:tcPr>
+          <w:p/>
+        </w:tc>
+      </w:tr>
+      <w:tr>
+        <w:tc>
+          <w:tcPr>
+            <w:tcW w:w="2795" w:type="dxa"/>
+          </w:tcPr>
+          <w:p>
+            <w:proofErr w:type="spellStart"/>
+            <w:r>
+              <w:t>account_type</w:t>
+            </w:r>
+            <w:proofErr w:type="spellEnd"/>
+          </w:p>
+        </w:tc>
+        <w:tc>
+          <w:tcPr>
+            <w:tcW w:w="3327" w:type="dxa"/>
+          </w:tcPr>
+          <w:p>
+            <w:proofErr w:type="gramStart"/>
+            <w:r>
+              <w:t>ENUM(</w:t>
+            </w:r>
+            <w:proofErr w:type="gramEnd"/>
+            <w:r>
+              <w:t>'</w:t>
+            </w:r>
+            <w:proofErr w:type="spellStart"/>
+            <w:r>
+              <w:t>Asset','Liability','Income</w:t>
+            </w:r>
+            <w:proofErr w:type="spellEnd"/>
+            <w:r>
+              <w:t>',</w:t>
+            </w:r>
+          </w:p>
+          <w:p>
+            <w:r>
+              <w:t>'</w:t>
+            </w:r>
+            <w:proofErr w:type="spellStart"/>
+            <w:r>
+              <w:t>Expense','Equity','VAT</w:t>
+            </w:r>
+            <w:proofErr w:type="spellEnd"/>
+            <w:r>
+              <w:t>')</w:t>
+            </w:r>
+          </w:p>
+        </w:tc>
+        <w:tc>
+          <w:tcPr>
+            <w:tcW w:w="2536" w:type="dxa"/>
+          </w:tcPr>
+          <w:p/>
+        </w:tc>
+      </w:tr>
+      <w:tr>
+        <w:tc>
+          <w:tcPr>
+            <w:tcW w:w="2795" w:type="dxa"/>
+          </w:tcPr>
+          <w:p>
+            <w:proofErr w:type="spellStart"/>
+            <w:r>
+              <w:t>account_subtype</w:t>
+            </w:r>
+            <w:proofErr w:type="spellEnd"/>
+          </w:p>
+        </w:tc>
+        <w:tc>
+          <w:tcPr>
+            <w:tcW w:w="3327" w:type="dxa"/>
+          </w:tcPr>
+          <w:p>
+            <w:proofErr w:type="gramStart"/>
+            <w:r>
+              <w:t>VARCHAR(</w:t>
+            </w:r>
+            <w:proofErr w:type="gramEnd"/>
+            <w:r>
+              <w:t>50)</w:t>
+            </w:r>
+          </w:p>
+        </w:tc>
+        <w:tc>
+          <w:tcPr>
+            <w:tcW w:w="2536" w:type="dxa"/>
+          </w:tcPr>
+          <w:p/>
+        </w:tc>
+      </w:tr>
+      <w:tr>
+        <w:tc>
+          <w:tcPr>
+            <w:tcW w:w="2795" w:type="dxa"/>
+          </w:tcPr>
+          <w:p>
+            <w:proofErr w:type="spellStart"/>
+            <w:r>
+              <w:t>parent_id</w:t>
+            </w:r>
+            <w:proofErr w:type="spellEnd"/>
+          </w:p>
+        </w:tc>
+        <w:tc>
+          <w:tcPr>
+            <w:tcW w:w="3327" w:type="dxa"/>
+          </w:tcPr>
+          <w:p>
+            <w:r>
+              <w:t>INT</w:t>
+            </w:r>
+          </w:p>
+        </w:tc>
+        <w:tc>
+          <w:tcPr>
+            <w:tcW w:w="2536" w:type="dxa"/>
+          </w:tcPr>
+          <w:p/>
+        </w:tc>
+      </w:tr>
+      <w:tr>
+        <w:tc>
+          <w:tcPr>
+            <w:tcW w:w="2795" w:type="dxa"/>
+          </w:tcPr>
+          <w:p>
+            <w:proofErr w:type="spellStart"/>
+            <w:r>
+              <w:t>opening_balance</w:t>
+            </w:r>
+            <w:proofErr w:type="spellEnd"/>
+          </w:p>
+        </w:tc>
+        <w:tc>
+          <w:tcPr>
+            <w:tcW w:w="3327" w:type="dxa"/>
+          </w:tcPr>
+          <w:p>
+            <w:proofErr w:type="gramStart"/>
+            <w:r>
+              <w:t>DECIMAL(</w:t>
+            </w:r>
+            <w:proofErr w:type="gramEnd"/>
+            <w:r>
+              <w:t>12,2)</w:t>
+            </w:r>
+          </w:p>
+        </w:tc>
+        <w:tc>
+          <w:tcPr>
+            <w:tcW w:w="2536" w:type="dxa"/>
+          </w:tcPr>
+          <w:p/>
+        </w:tc>
+      </w:tr>
+      <w:tr>
+        <w:tc>
+          <w:tcPr>
+            <w:tcW w:w="2795" w:type="dxa"/>
+          </w:tcPr>
+          <w:p>
+            <w:proofErr w:type="spellStart"/>
+            <w:r>
+              <w:t>current_balance</w:t>
+            </w:r>
+            <w:proofErr w:type="spellEnd"/>
+          </w:p>
+        </w:tc>
+        <w:tc>
+          <w:tcPr>
+            <w:tcW w:w="3327" w:type="dxa"/>
+          </w:tcPr>
+          <w:p>
+            <w:proofErr w:type="gramStart"/>
+            <w:r>
+              <w:t>DECIMAL(</w:t>
+            </w:r>
+            <w:proofErr w:type="gramEnd"/>
+            <w:r>
+              <w:t>12,2)</w:t>
+            </w:r>
+          </w:p>
+        </w:tc>
+        <w:tc>
+          <w:tcPr>
+            <w:tcW w:w="2536" w:type="dxa"/>
+          </w:tcPr>
+          <w:p/>
+        </w:tc>
+      </w:tr>
+      <w:tr>
+        <w:tc>
+          <w:tcPr>
+            <w:tcW w:w="2795" w:type="dxa"/>
+          </w:tcPr>
+          <w:p>
+            <w:proofErr w:type="spellStart"/>
+            <w:r>
+              <w:t>total_debit</w:t>
+            </w:r>
+            <w:proofErr w:type="spellEnd"/>
+          </w:p>
+        </w:tc>
+        <w:tc>
+          <w:tcPr>
+            <w:tcW w:w="3327" w:type="dxa"/>
+          </w:tcPr>
+          <w:p>
+            <w:proofErr w:type="gramStart"/>
+            <w:r>
+              <w:t>DECIMAL(</w:t>
+            </w:r>
+            <w:proofErr w:type="gramEnd"/>
+            <w:r>
+              <w:t>12,2)</w:t>
+            </w:r>
+          </w:p>
+        </w:tc>
+        <w:tc>
+          <w:tcPr>
+            <w:tcW w:w="2536" w:type="dxa"/>
+          </w:tcPr>
+          <w:p/>
+        </w:tc>
+      </w:tr>
+      <w:tr>
+        <w:tc>
+          <w:tcPr>
+            <w:tcW w:w="2795" w:type="dxa"/>
+          </w:tcPr>
+          <w:p>
+            <w:proofErr w:type="spellStart"/>
+            <w:r>
+              <w:t>total_credit</w:t>
+            </w:r>
+            <w:proofErr w:type="spellEnd"/>
+            <w:r>
+              <w:t xml:space="preserve"> </w:t>
+            </w:r>
+          </w:p>
+        </w:tc>
+        <w:tc>
+          <w:tcPr>
+            <w:tcW w:w="3327" w:type="dxa"/>
+          </w:tcPr>
+          <w:p>
+            <w:proofErr w:type="gramStart"/>
+            <w:r>
+              <w:t>DECIMAL(</w:t>
+            </w:r>
+            <w:proofErr w:type="gramEnd"/>
+            <w:r>
+              <w:t>12,2)</w:t>
+            </w:r>
+          </w:p>
+        </w:tc>
+        <w:tc>
+          <w:tcPr>
+            <w:tcW w:w="2536" w:type="dxa"/>
+          </w:tcPr>
+          <w:p/>
+        </w:tc>
+      </w:tr>
+      <w:tr>
+        <w:tc>
+          <w:tcPr>
+            <w:tcW w:w="2795" w:type="dxa"/>
+          </w:tcPr>
+          <w:p>
+            <w:r>
+              <w:t xml:space="preserve">status </w:t>
+            </w:r>
+          </w:p>
+        </w:tc>
+        <w:tc>
+          <w:tcPr>
+            <w:tcW w:w="3327" w:type="dxa"/>
+          </w:tcPr>
+          <w:p>
+            <w:r>
+              <w:t>ENUM('</w:t>
+            </w:r>
+            <w:proofErr w:type="spellStart"/>
+            <w:r>
+              <w:t>Active','Inactive</w:t>
+            </w:r>
+            <w:proofErr w:type="spellEnd"/>
+            <w:r>
+              <w:t>')</w:t>
+            </w:r>
+          </w:p>
+        </w:tc>
+        <w:tc>
+          <w:tcPr>
+            <w:tcW w:w="2536" w:type="dxa"/>
+          </w:tcPr>
+          <w:p/>
+        </w:tc>
+      </w:tr>
+      <w:tr>
+        <w:tc>
+          <w:tcPr>
+            <w:tcW w:w="2795" w:type="dxa"/>
+          </w:tcPr>
+          <w:p>
+            <w:proofErr w:type="spellStart"/>
+            <w:r>
+              <w:t>last_transaction_date</w:t>
+            </w:r>
+            <w:proofErr w:type="spellEnd"/>
+            <w:r>
+              <w:t xml:space="preserve"> </w:t>
+            </w:r>
+          </w:p>
+        </w:tc>
+        <w:tc>
+          <w:tcPr>
+            <w:tcW w:w="3327" w:type="dxa"/>
+          </w:tcPr>
+          <w:p>
+            <w:r>
+              <w:t>DATE</w:t>
+            </w:r>
+          </w:p>
+        </w:tc>
+        <w:tc>
+          <w:tcPr>
+            <w:tcW w:w="2536" w:type="dxa"/>
+          </w:tcPr>
+          <w:p/>
+        </w:tc>
+      </w:tr>
+      <w:tr>
+        <w:tc>
+          <w:tcPr>
+            <w:tcW w:w="2795" w:type="dxa"/>
+          </w:tcPr>
+          <w:p>
+            <w:r>
+              <w:t xml:space="preserve">description </w:t>
+            </w:r>
+          </w:p>
+        </w:tc>
+        <w:tc>
+          <w:tcPr>
+            <w:tcW w:w="3327" w:type="dxa"/>
+          </w:tcPr>
+          <w:p>
+            <w:r>
+              <w:t>TEXT</w:t>
+            </w:r>
+          </w:p>
+        </w:tc>
+        <w:tc>
+          <w:tcPr>
+            <w:tcW w:w="2536" w:type="dxa"/>
+          </w:tcPr>
+          <w:p/>
+        </w:tc>
+      </w:tr>
+      <w:tr>
+        <w:tc>
+          <w:tcPr>
+            <w:tcW w:w="2795" w:type="dxa"/>
+          </w:tcPr>
+          <w:p>
+            <w:proofErr w:type="spellStart"/>
+            <w:r>
+              <w:lastRenderedPageBreak/>
+              <w:t>created_at</w:t>
+            </w:r>
+            <w:proofErr w:type="spellEnd"/>
+            <w:r>
+              <w:t xml:space="preserve"> </w:t>
+            </w:r>
+          </w:p>
+        </w:tc>
+        <w:tc>
+          <w:tcPr>
+            <w:tcW w:w="3327" w:type="dxa"/>
+          </w:tcPr>
+          <w:p>
+            <w:r>
+              <w:t>TIMESTAMP</w:t>
+            </w:r>
+          </w:p>
+        </w:tc>
+        <w:tc>
+          <w:tcPr>
+            <w:tcW w:w="2536" w:type="dxa"/>
+          </w:tcPr>
+          <w:p/>
+        </w:tc>
+      </w:tr>
+      <w:tr>
+        <w:tc>
+          <w:tcPr>
+            <w:tcW w:w="2795" w:type="dxa"/>
+          </w:tcPr>
+          <w:p>
+            <w:proofErr w:type="spellStart"/>
+            <w:r>
+              <w:t>updated_at</w:t>
+            </w:r>
+            <w:proofErr w:type="spellEnd"/>
+          </w:p>
+        </w:tc>
+        <w:tc>
+          <w:tcPr>
+            <w:tcW w:w="3327" w:type="dxa"/>
+          </w:tcPr>
+          <w:p>
+            <w:r>
+              <w:t>TIMESTAMP</w:t>
+            </w:r>
+          </w:p>
+        </w:tc>
+        <w:tc>
+          <w:tcPr>
+            <w:tcW w:w="2536" w:type="dxa"/>
+          </w:tcPr>
+          <w:p/>
+        </w:tc>
+      </w:tr>
+    </w:tbl>
+    <w:p/>
+    <w:p/>
+    <w:p>
+      <w:pPr>
+        <w:pStyle w:val="Heading1"/>
+      </w:pPr>
+      <w:r>
+        <w:t xml:space="preserve">1. </w:t>
+      </w:r>
+      <w:r>
+        <w:t>Payment voucher</w:t>
+      </w:r>
+    </w:p>
+    <w:tbl>
+      <w:tblPr>
+        <w:tblStyle w:val="TableGrid"/>
+        <w:tblW w:w="0" w:type="auto"/>
+        <w:tblLook w:val="04A0" w:firstRow="1" w:lastRow="0" w:firstColumn="1" w:lastColumn="0" w:noHBand="0" w:noVBand="1"/>
+      </w:tblPr>
+      <w:tblGrid>
+        <w:gridCol w:w="2795"/>
+        <w:gridCol w:w="3327"/>
+        <w:gridCol w:w="2536"/>
+      </w:tblGrid>
+      <w:tr>
+        <w:tc>
+          <w:tcPr>
+            <w:tcW w:w="2795" w:type="dxa"/>
+          </w:tcPr>
+          <w:p>
+            <w:r>
+              <w:t>Field</w:t>
+            </w:r>
+          </w:p>
+        </w:tc>
+        <w:tc>
+          <w:tcPr>
+            <w:tcW w:w="3327" w:type="dxa"/>
+          </w:tcPr>
+          <w:p>
+            <w:r>
+              <w:t>Type</w:t>
+            </w:r>
+          </w:p>
+        </w:tc>
+        <w:tc>
+          <w:tcPr>
+            <w:tcW w:w="2536" w:type="dxa"/>
+          </w:tcPr>
+          <w:p>
+            <w:r>
+              <w:t>Key</w:t>
+            </w:r>
+          </w:p>
+        </w:tc>
+      </w:tr>
+      <w:tr>
+        <w:tc>
+          <w:tcPr>
+            <w:tcW w:w="2795" w:type="dxa"/>
+          </w:tcPr>
+          <w:p>
+            <w:r>
+              <w:t>id</w:t>
+            </w:r>
+          </w:p>
+        </w:tc>
+        <w:tc>
+          <w:tcPr>
+            <w:tcW w:w="3327" w:type="dxa"/>
+          </w:tcPr>
+          <w:p>
+            <w:r>
+              <w:t>INT</w:t>
+            </w:r>
+          </w:p>
+        </w:tc>
+        <w:tc>
+          <w:tcPr>
+            <w:tcW w:w="2536" w:type="dxa"/>
+          </w:tcPr>
+          <w:p>
+            <w:r>
+              <w:t>PK</w:t>
+            </w:r>
+          </w:p>
+        </w:tc>
+      </w:tr>
+      <w:tr>
+        <w:tc>
+          <w:tcPr>
+            <w:tcW w:w="2795" w:type="dxa"/>
+          </w:tcPr>
+          <w:p>
+            <w:proofErr w:type="spellStart"/>
+            <w:r>
+              <w:t>I</w:t>
+            </w:r>
+            <w:r>
+              <w:t>n</w:t>
+            </w:r>
+            <w:r>
+              <w:t>voice_no</w:t>
+            </w:r>
+            <w:proofErr w:type="spellEnd"/>
+          </w:p>
+        </w:tc>
+        <w:tc>
+          <w:tcPr>
+            <w:tcW w:w="3327" w:type="dxa"/>
+          </w:tcPr>
+          <w:p>
+            <w:proofErr w:type="gramStart"/>
+            <w:r>
+              <w:t>VARCHAR(</w:t>
+            </w:r>
+            <w:proofErr w:type="gramEnd"/>
+            <w:r>
+              <w:t>100)</w:t>
+            </w:r>
+          </w:p>
+        </w:tc>
+        <w:tc>
+          <w:tcPr>
+            <w:tcW w:w="2536" w:type="dxa"/>
+          </w:tcPr>
+          <w:p/>
+        </w:tc>
+      </w:tr>
+      <w:tr>
+        <w:tc>
+          <w:tcPr>
+            <w:tcW w:w="2795" w:type="dxa"/>
+          </w:tcPr>
+          <w:p>
+            <w:proofErr w:type="spellStart"/>
+            <w:r>
+              <w:t>Pay_</w:t>
+            </w:r>
+            <w:r>
+              <w:t>to</w:t>
+            </w:r>
+            <w:proofErr w:type="spellEnd"/>
+          </w:p>
+        </w:tc>
+        <w:tc>
+          <w:tcPr>
+            <w:tcW w:w="3327" w:type="dxa"/>
+          </w:tcPr>
+          <w:p>
+            <w:proofErr w:type="gramStart"/>
+            <w:r>
+              <w:t>VARCHAR(</w:t>
+            </w:r>
+            <w:proofErr w:type="gramEnd"/>
+            <w:r>
+              <w:t>100)</w:t>
+            </w:r>
+          </w:p>
+        </w:tc>
+        <w:tc>
+          <w:tcPr>
+            <w:tcW w:w="2536" w:type="dxa"/>
+          </w:tcPr>
+          <w:p/>
+        </w:tc>
+      </w:tr>
+      <w:tr>
+        <w:tc>
+          <w:tcPr>
+            <w:tcW w:w="2795" w:type="dxa"/>
+          </w:tcPr>
+          <w:p>
+            <w:r>
+              <w:t>Note</w:t>
+            </w:r>
+          </w:p>
+        </w:tc>
+        <w:tc>
+          <w:tcPr>
+            <w:tcW w:w="3327" w:type="dxa"/>
+          </w:tcPr>
+          <w:p>
+            <w:r>
+              <w:t>Text</w:t>
+            </w:r>
+          </w:p>
+        </w:tc>
+        <w:tc>
+          <w:tcPr>
+            <w:tcW w:w="2536" w:type="dxa"/>
+          </w:tcPr>
+          <w:p/>
+        </w:tc>
+      </w:tr>
+      <w:tr>
+        <w:tc>
+          <w:tcPr>
+            <w:tcW w:w="2795" w:type="dxa"/>
+          </w:tcPr>
+          <w:p>
+            <w:r>
+              <w:t>Date</w:t>
+            </w:r>
+          </w:p>
+        </w:tc>
+        <w:tc>
+          <w:tcPr>
+            <w:tcW w:w="3327" w:type="dxa"/>
+          </w:tcPr>
+          <w:p>
+            <w:r>
+              <w:t>Date</w:t>
+            </w:r>
+          </w:p>
+        </w:tc>
+        <w:tc>
+          <w:tcPr>
+            <w:tcW w:w="2536" w:type="dxa"/>
+          </w:tcPr>
+          <w:p/>
+        </w:tc>
+      </w:tr>
+      <w:tr>
+        <w:tc>
+          <w:tcPr>
+            <w:tcW w:w="2795" w:type="dxa"/>
+          </w:tcPr>
+          <w:p>
+            <w:proofErr w:type="spellStart"/>
+            <w:r>
+              <w:t>Source_type</w:t>
+            </w:r>
+            <w:proofErr w:type="spellEnd"/>
+          </w:p>
+        </w:tc>
+        <w:tc>
+          <w:tcPr>
+            <w:tcW w:w="3327" w:type="dxa"/>
+          </w:tcPr>
+          <w:p>
+            <w:r>
+              <w:t>Varchar</w:t>
+            </w:r>
+          </w:p>
+        </w:tc>
+        <w:tc>
+          <w:tcPr>
+            <w:tcW w:w="2536" w:type="dxa"/>
+          </w:tcPr>
+          <w:p/>
+        </w:tc>
+      </w:tr>
+      <w:tr>
+        <w:tc>
+          <w:tcPr>
+            <w:tcW w:w="2795" w:type="dxa"/>
+          </w:tcPr>
+          <w:p>
+            <w:proofErr w:type="spellStart"/>
+            <w:r>
+              <w:t>Source_id</w:t>
+            </w:r>
+            <w:proofErr w:type="spellEnd"/>
+          </w:p>
+        </w:tc>
+        <w:tc>
+          <w:tcPr>
+            <w:tcW w:w="3327" w:type="dxa"/>
+          </w:tcPr>
+          <w:p>
+            <w:r>
+              <w:t>int</w:t>
+            </w:r>
+          </w:p>
+        </w:tc>
+        <w:tc>
+          <w:tcPr>
+            <w:tcW w:w="2536" w:type="dxa"/>
+          </w:tcPr>
+          <w:p/>
+        </w:tc>
+      </w:tr>
+      <w:tr>
+        <w:tc>
+          <w:tcPr>
+            <w:tcW w:w="2795" w:type="dxa"/>
+          </w:tcPr>
+          <w:p>
+            <w:r>
+              <w:t>dr</w:t>
+            </w:r>
+          </w:p>
+        </w:tc>
+        <w:tc>
+          <w:tcPr>
+            <w:tcW w:w="3327" w:type="dxa"/>
+          </w:tcPr>
+          <w:p>
+            <w:proofErr w:type="gramStart"/>
+            <w:r>
+              <w:t>DECIMAL(</w:t>
+            </w:r>
+            <w:proofErr w:type="gramEnd"/>
+            <w:r>
+              <w:t>12,2)</w:t>
+            </w:r>
+          </w:p>
+        </w:tc>
+        <w:tc>
+          <w:tcPr>
+            <w:tcW w:w="2536" w:type="dxa"/>
+          </w:tcPr>
+          <w:p/>
+        </w:tc>
+      </w:tr>
+      <w:tr>
+        <w:tc>
+          <w:tcPr>
+            <w:tcW w:w="2795" w:type="dxa"/>
+          </w:tcPr>
+          <w:p>
+            <w:proofErr w:type="spellStart"/>
+            <w:r>
+              <w:t>cr</w:t>
+            </w:r>
+            <w:proofErr w:type="spellEnd"/>
+          </w:p>
+        </w:tc>
+        <w:tc>
+          <w:tcPr>
+            <w:tcW w:w="3327" w:type="dxa"/>
+          </w:tcPr>
+          <w:p>
+            <w:proofErr w:type="gramStart"/>
+            <w:r>
+              <w:t>DECIMAL(</w:t>
+            </w:r>
+            <w:proofErr w:type="gramEnd"/>
+            <w:r>
+              <w:t>12,2)</w:t>
+            </w:r>
+          </w:p>
+        </w:tc>
+        <w:tc>
+          <w:tcPr>
+            <w:tcW w:w="2536" w:type="dxa"/>
+          </w:tcPr>
+          <w:p/>
+        </w:tc>
+      </w:tr>
+      <w:tr>
+        <w:tc>
+          <w:tcPr>
+            <w:tcW w:w="2795" w:type="dxa"/>
+          </w:tcPr>
+          <w:p>
+            <w:r>
+              <w:t xml:space="preserve">status </w:t>
+            </w:r>
+          </w:p>
+        </w:tc>
+        <w:tc>
+          <w:tcPr>
+            <w:tcW w:w="3327" w:type="dxa"/>
+          </w:tcPr>
+          <w:p>
+            <w:r>
+              <w:t>ENUM('</w:t>
+            </w:r>
+            <w:proofErr w:type="spellStart"/>
+            <w:r>
+              <w:t>Active','Inactive</w:t>
+            </w:r>
+            <w:proofErr w:type="spellEnd"/>
+            <w:r>
+              <w:t>')</w:t>
+            </w:r>
+          </w:p>
+        </w:tc>
+        <w:tc>
+          <w:tcPr>
+            <w:tcW w:w="2536" w:type="dxa"/>
+          </w:tcPr>
+          <w:p/>
+        </w:tc>
+      </w:tr>
+      <w:tr>
+        <w:tc>
+          <w:tcPr>
+            <w:tcW w:w="2795" w:type="dxa"/>
+          </w:tcPr>
+          <w:p>
+            <w:proofErr w:type="spellStart"/>
+            <w:r>
+              <w:t>created_at</w:t>
+            </w:r>
+            <w:proofErr w:type="spellEnd"/>
+            <w:r>
+              <w:t xml:space="preserve"> </w:t>
+            </w:r>
+          </w:p>
+        </w:tc>
+        <w:tc>
+          <w:tcPr>
+            <w:tcW w:w="3327" w:type="dxa"/>
+          </w:tcPr>
+          <w:p>
+            <w:r>
+              <w:t>TIMESTAMP</w:t>
+            </w:r>
+          </w:p>
+        </w:tc>
+        <w:tc>
+          <w:tcPr>
+            <w:tcW w:w="2536" w:type="dxa"/>
+          </w:tcPr>
+          <w:p/>
+        </w:tc>
+      </w:tr>
+      <w:tr>
+        <w:tc>
+          <w:tcPr>
+            <w:tcW w:w="2795" w:type="dxa"/>
+          </w:tcPr>
+          <w:p>
+            <w:proofErr w:type="spellStart"/>
+            <w:r>
+              <w:t>updated_at</w:t>
+            </w:r>
+            <w:proofErr w:type="spellEnd"/>
+          </w:p>
+        </w:tc>
+        <w:tc>
+          <w:tcPr>
+            <w:tcW w:w="3327" w:type="dxa"/>
+          </w:tcPr>
+          <w:p>
+            <w:r>
+              <w:t>TIMESTAMP</w:t>
+            </w:r>
+          </w:p>
+        </w:tc>
+        <w:tc>
+          <w:tcPr>
+            <w:tcW w:w="2536" w:type="dxa"/>
+          </w:tcPr>
+          <w:p/>
+        </w:tc>
+      </w:tr>
+    </w:tbl>
+    <w:p/>
+    <w:p>
+      <w:pPr>
+        <w:pStyle w:val="Heading1"/>
+      </w:pPr>
+      <w:r>
+        <w:t>1. Payment voucher</w:t>
+      </w:r>
+      <w:r>
+        <w:t xml:space="preserve"> details</w:t>
+      </w:r>
+    </w:p>
+    <w:tbl>
+      <w:tblPr>
+        <w:tblStyle w:val="TableGrid"/>
+        <w:tblW w:w="0" w:type="auto"/>
+        <w:tblLook w:val="04A0" w:firstRow="1" w:lastRow="0" w:firstColumn="1" w:lastColumn="0" w:noHBand="0" w:noVBand="1"/>
+      </w:tblPr>
+      <w:tblGrid>
+        <w:gridCol w:w="2795"/>
+        <w:gridCol w:w="3327"/>
+        <w:gridCol w:w="2536"/>
+      </w:tblGrid>
+      <w:tr>
+        <w:tc>
+          <w:tcPr>
+            <w:tcW w:w="2795" w:type="dxa"/>
+          </w:tcPr>
+          <w:p>
+            <w:r>
+              <w:t>Field</w:t>
+            </w:r>
+          </w:p>
+        </w:tc>
+        <w:tc>
+          <w:tcPr>
+            <w:tcW w:w="3327" w:type="dxa"/>
+          </w:tcPr>
+          <w:p>
+            <w:r>
+              <w:t>Type</w:t>
+            </w:r>
+          </w:p>
+        </w:tc>
+        <w:tc>
+          <w:tcPr>
+            <w:tcW w:w="2536" w:type="dxa"/>
+          </w:tcPr>
+          <w:p>
+            <w:r>
+              <w:t>Key</w:t>
+            </w:r>
+          </w:p>
+        </w:tc>
+      </w:tr>
+      <w:tr>
+        <w:tc>
+          <w:tcPr>
+            <w:tcW w:w="2795" w:type="dxa"/>
+          </w:tcPr>
+          <w:p>
+            <w:r>
+              <w:t>id</w:t>
+            </w:r>
+          </w:p>
+        </w:tc>
+        <w:tc>
+          <w:tcPr>
+            <w:tcW w:w="3327" w:type="dxa"/>
+          </w:tcPr>
+          <w:p>
+            <w:r>
+              <w:t>INT</w:t>
+            </w:r>
+          </w:p>
+        </w:tc>
+        <w:tc>
+          <w:tcPr>
+            <w:tcW w:w="2536" w:type="dxa"/>
+          </w:tcPr>
+          <w:p>
+            <w:r>
+              <w:t>PK</w:t>
+            </w:r>
+          </w:p>
+        </w:tc>
+      </w:tr>
+      <w:tr>
+        <w:tc>
+          <w:tcPr>
+            <w:tcW w:w="2795" w:type="dxa"/>
+          </w:tcPr>
+          <w:p>
+            <w:proofErr w:type="spellStart"/>
+            <w:r>
+              <w:t>Payment_voucher_id</w:t>
+            </w:r>
+            <w:proofErr w:type="spellEnd"/>
+          </w:p>
+        </w:tc>
+        <w:tc>
+          <w:tcPr>
+            <w:tcW w:w="3327" w:type="dxa"/>
+          </w:tcPr>
+          <w:p>
+            <w:r>
+              <w:t>Int</w:t>
+            </w:r>
+          </w:p>
+        </w:tc>
+        <w:tc>
+          <w:tcPr>
+            <w:tcW w:w="2536" w:type="dxa"/>
+          </w:tcPr>
+          <w:p/>
+        </w:tc>
+      </w:tr>
+      <w:tr>
+        <w:tc>
+          <w:tcPr>
+            <w:tcW w:w="2795" w:type="dxa"/>
+          </w:tcPr>
+          <w:p>
+            <w:proofErr w:type="spellStart"/>
+            <w:r>
+              <w:t>Account_head_id</w:t>
+            </w:r>
+            <w:proofErr w:type="spellEnd"/>
+          </w:p>
+        </w:tc>
+        <w:tc>
+          <w:tcPr>
+            <w:tcW w:w="3327" w:type="dxa"/>
+          </w:tcPr>
+          <w:p>
+            <w:r>
+              <w:t>int</w:t>
+            </w:r>
+          </w:p>
+        </w:tc>
+        <w:tc>
+          <w:tcPr>
+            <w:tcW w:w="2536" w:type="dxa"/>
+          </w:tcPr>
+          <w:p/>
+        </w:tc>
+      </w:tr>
+      <w:tr>
+        <w:tc>
+          <w:tcPr>
+            <w:tcW w:w="2795" w:type="dxa"/>
+          </w:tcPr>
+          <w:p>
+            <w:r>
+              <w:lastRenderedPageBreak/>
+              <w:t>Dr</w:t>
+            </w:r>
+          </w:p>
+        </w:tc>
+        <w:tc>
+          <w:tcPr>
+            <w:tcW w:w="3327" w:type="dxa"/>
+          </w:tcPr>
+          <w:p>
+            <w:r>
+              <w:t>Decimal</w:t>
+            </w:r>
+          </w:p>
+        </w:tc>
+        <w:tc>
+          <w:tcPr>
+            <w:tcW w:w="2536" w:type="dxa"/>
+          </w:tcPr>
+          <w:p>
+            <w:r>
+              <w:t>Default 0</w:t>
+            </w:r>
+          </w:p>
+        </w:tc>
+      </w:tr>
+      <w:tr>
+        <w:tc>
+          <w:tcPr>
+            <w:tcW w:w="2795" w:type="dxa"/>
+          </w:tcPr>
+          <w:p>
+            <w:r>
+              <w:t>Cr</w:t>
+            </w:r>
+          </w:p>
+        </w:tc>
+        <w:tc>
+          <w:tcPr>
+            <w:tcW w:w="3327" w:type="dxa"/>
+          </w:tcPr>
+          <w:p>
+            <w:r>
+              <w:t>Decimal</w:t>
+            </w:r>
+          </w:p>
+        </w:tc>
+        <w:tc>
+          <w:tcPr>
+            <w:tcW w:w="2536" w:type="dxa"/>
+          </w:tcPr>
+          <w:p>
+            <w:r>
+              <w:t>Default 0</w:t>
+            </w:r>
+          </w:p>
+        </w:tc>
+      </w:tr>
+      <w:tr>
+        <w:tc>
+          <w:tcPr>
+            <w:tcW w:w="2795" w:type="dxa"/>
+          </w:tcPr>
+          <w:p>
+            <w:r>
+              <w:t>remarks</w:t>
+            </w:r>
+          </w:p>
+        </w:tc>
+        <w:tc>
+          <w:tcPr>
+            <w:tcW w:w="3327" w:type="dxa"/>
+          </w:tcPr>
+          <w:p>
+            <w:r>
+              <w:t>Varchar</w:t>
+            </w:r>
+          </w:p>
+        </w:tc>
+        <w:tc>
+          <w:tcPr>
+            <w:tcW w:w="2536" w:type="dxa"/>
+          </w:tcPr>
+          <w:p/>
+        </w:tc>
+      </w:tr>
+    </w:tbl>
+    <w:p/>
+    <w:p>
+      <w:pPr>
+        <w:pStyle w:val="Heading1"/>
+      </w:pPr>
+      <w:r>
+        <w:t xml:space="preserve">1. </w:t>
+      </w:r>
+      <w:r>
+        <w:t>ledger</w:t>
+      </w:r>
+    </w:p>
+    <w:tbl>
+      <w:tblPr>
+        <w:tblStyle w:val="TableGrid"/>
+        <w:tblW w:w="0" w:type="auto"/>
+        <w:tblLook w:val="04A0" w:firstRow="1" w:lastRow="0" w:firstColumn="1" w:lastColumn="0" w:noHBand="0" w:noVBand="1"/>
+      </w:tblPr>
+      <w:tblGrid>
+        <w:gridCol w:w="2795"/>
+        <w:gridCol w:w="3327"/>
+        <w:gridCol w:w="2536"/>
+      </w:tblGrid>
+      <w:tr>
+        <w:tc>
+          <w:tcPr>
+            <w:tcW w:w="2795" w:type="dxa"/>
+          </w:tcPr>
+          <w:p>
+            <w:r>
+              <w:t>Field</w:t>
+            </w:r>
+          </w:p>
+        </w:tc>
+        <w:tc>
+          <w:tcPr>
+            <w:tcW w:w="3327" w:type="dxa"/>
+          </w:tcPr>
+          <w:p>
+            <w:r>
+              <w:t>Type</w:t>
+            </w:r>
+          </w:p>
+        </w:tc>
+        <w:tc>
+          <w:tcPr>
+            <w:tcW w:w="2536" w:type="dxa"/>
+          </w:tcPr>
+          <w:p>
+            <w:r>
+              <w:t>Key</w:t>
+            </w:r>
+          </w:p>
+        </w:tc>
+      </w:tr>
+      <w:tr>
+        <w:tc>
+          <w:tcPr>
+            <w:tcW w:w="2795" w:type="dxa"/>
+          </w:tcPr>
+          <w:p>
+            <w:r>
+              <w:t>id</w:t>
+            </w:r>
+          </w:p>
+        </w:tc>
+        <w:tc>
+          <w:tcPr>
+            <w:tcW w:w="3327" w:type="dxa"/>
+          </w:tcPr>
+          <w:p>
+            <w:r>
+              <w:t>INT</w:t>
+            </w:r>
+          </w:p>
+        </w:tc>
+        <w:tc>
+          <w:tcPr>
+            <w:tcW w:w="2536" w:type="dxa"/>
+          </w:tcPr>
+          <w:p>
+            <w:r>
+              <w:t>PK</w:t>
+            </w:r>
+          </w:p>
+        </w:tc>
+      </w:tr>
+      <w:tr>
+        <w:tc>
+          <w:tcPr>
+            <w:tcW w:w="2795" w:type="dxa"/>
+          </w:tcPr>
+          <w:p>
+            <w:proofErr w:type="spellStart"/>
+            <w:r>
+              <w:t>Payment_voucher_id</w:t>
+            </w:r>
+            <w:proofErr w:type="spellEnd"/>
+          </w:p>
+        </w:tc>
+        <w:tc>
+          <w:tcPr>
+            <w:tcW w:w="3327" w:type="dxa"/>
+          </w:tcPr>
+          <w:p>
+            <w:r>
+              <w:t>Int</w:t>
+            </w:r>
+          </w:p>
+        </w:tc>
+        <w:tc>
+          <w:tcPr>
+            <w:tcW w:w="2536" w:type="dxa"/>
+          </w:tcPr>
+          <w:p>
+            <w:r>
+              <w:t>Null</w:t>
+            </w:r>
+          </w:p>
+        </w:tc>
+      </w:tr>
+      <w:tr>
+        <w:tc>
+          <w:tcPr>
+            <w:tcW w:w="2795" w:type="dxa"/>
+          </w:tcPr>
+          <w:p>
+            <w:proofErr w:type="spellStart"/>
+            <w:r>
+              <w:t>Receive_voucher_id</w:t>
+            </w:r>
+            <w:proofErr w:type="spellEnd"/>
+          </w:p>
+        </w:tc>
+        <w:tc>
+          <w:tcPr>
+            <w:tcW w:w="3327" w:type="dxa"/>
+          </w:tcPr>
+          <w:p>
+            <w:r>
+              <w:t>Int</w:t>
+            </w:r>
+          </w:p>
+        </w:tc>
+        <w:tc>
+          <w:tcPr>
+            <w:tcW w:w="2536" w:type="dxa"/>
+          </w:tcPr>
+          <w:p>
+            <w:r>
+              <w:t>Null</w:t>
+            </w:r>
+          </w:p>
+        </w:tc>
+      </w:tr>
+      <w:tr>
+        <w:tc>
+          <w:tcPr>
+            <w:tcW w:w="2795" w:type="dxa"/>
+          </w:tcPr>
+          <w:p>
+            <w:proofErr w:type="spellStart"/>
+            <w:r>
+              <w:t>Journal_voucher_id</w:t>
+            </w:r>
+            <w:proofErr w:type="spellEnd"/>
+          </w:p>
+        </w:tc>
+        <w:tc>
+          <w:tcPr>
+            <w:tcW w:w="3327" w:type="dxa"/>
+          </w:tcPr>
+          <w:p>
+            <w:r>
+              <w:t>Int</w:t>
+            </w:r>
+          </w:p>
+        </w:tc>
+        <w:tc>
+          <w:tcPr>
+            <w:tcW w:w="2536" w:type="dxa"/>
+          </w:tcPr>
+          <w:p>
+            <w:r>
+              <w:t>null</w:t>
+            </w:r>
+          </w:p>
+        </w:tc>
+      </w:tr>
+      <w:tr>
+        <w:tc>
+          <w:tcPr>
+            <w:tcW w:w="2795" w:type="dxa"/>
+          </w:tcPr>
+          <w:p>
+            <w:proofErr w:type="spellStart"/>
+            <w:r>
+              <w:t>Account_head_id</w:t>
+            </w:r>
+            <w:proofErr w:type="spellEnd"/>
+          </w:p>
+        </w:tc>
+        <w:tc>
+          <w:tcPr>
+            <w:tcW w:w="3327" w:type="dxa"/>
+          </w:tcPr>
+          <w:p>
+            <w:r>
+              <w:t>int</w:t>
+            </w:r>
+          </w:p>
+        </w:tc>
+        <w:tc>
+          <w:tcPr>
+            <w:tcW w:w="2536" w:type="dxa"/>
+          </w:tcPr>
+          <w:p/>
+        </w:tc>
+      </w:tr>
+      <w:tr>
+        <w:tc>
+          <w:tcPr>
+            <w:tcW w:w="2795" w:type="dxa"/>
+          </w:tcPr>
+          <w:p>
+            <w:r>
+              <w:t>Dr</w:t>
+            </w:r>
+          </w:p>
+        </w:tc>
+        <w:tc>
+          <w:tcPr>
+            <w:tcW w:w="3327" w:type="dxa"/>
+          </w:tcPr>
+          <w:p>
+            <w:r>
+              <w:t>Decimal</w:t>
+            </w:r>
+          </w:p>
+        </w:tc>
+        <w:tc>
+          <w:tcPr>
+            <w:tcW w:w="2536" w:type="dxa"/>
+          </w:tcPr>
+          <w:p>
+            <w:r>
+              <w:t>Default 0</w:t>
+            </w:r>
+          </w:p>
+        </w:tc>
+      </w:tr>
+      <w:tr>
+        <w:tc>
+          <w:tcPr>
+            <w:tcW w:w="2795" w:type="dxa"/>
+          </w:tcPr>
+          <w:p>
+            <w:r>
+              <w:t>Cr</w:t>
+            </w:r>
+          </w:p>
+        </w:tc>
+        <w:tc>
+          <w:tcPr>
+            <w:tcW w:w="3327" w:type="dxa"/>
+          </w:tcPr>
+          <w:p>
+            <w:r>
+              <w:t>Decimal</w:t>
+            </w:r>
+          </w:p>
+        </w:tc>
+        <w:tc>
+          <w:tcPr>
+            <w:tcW w:w="2536" w:type="dxa"/>
+          </w:tcPr>
+          <w:p>
+            <w:r>
+              <w:t>Default 0</w:t>
+            </w:r>
+          </w:p>
+        </w:tc>
+      </w:tr>
+      <w:tr>
+        <w:tc>
+          <w:tcPr>
+            <w:tcW w:w="2795" w:type="dxa"/>
+          </w:tcPr>
+          <w:p>
+            <w:r>
+              <w:t>remarks</w:t>
+            </w:r>
+          </w:p>
+        </w:tc>
+        <w:tc>
+          <w:tcPr>
+            <w:tcW w:w="3327" w:type="dxa"/>
+          </w:tcPr>
+          <w:p>
+            <w:r>
+              <w:t>Varchar</w:t>
+            </w:r>
+          </w:p>
+        </w:tc>
+        <w:tc>
+          <w:tcPr>
+            <w:tcW w:w="2536" w:type="dxa"/>
+          </w:tcPr>
+          <w:p/>
+        </w:tc>
+      </w:tr>
+    </w:tbl>
+    <w:p/>
     <w:sectPr>
       <w:pgSz w:w="12240" w:h="15840"/>
       <w:pgMar w:top="1440" w:right="1800" w:bottom="1440" w:left="1800" w:header="720" w:footer="720" w:gutter="0"/>
@@ -5679,7 +7250,7 @@
     <w:lsdException w:name="Table Web 2" w:semiHidden="1" w:unhideWhenUsed="1"/>
     <w:lsdException w:name="Table Web 3" w:semiHidden="1" w:unhideWhenUsed="1"/>
     <w:lsdException w:name="Balloon Text" w:semiHidden="1" w:unhideWhenUsed="1"/>
-    <w:lsdException w:name="Table Grid" w:uiPriority="59" w:qFormat="1"/>
+    <w:lsdException w:name="Table Grid" w:uiPriority="39" w:qFormat="1"/>
     <w:lsdException w:name="Table Theme" w:semiHidden="1" w:unhideWhenUsed="1"/>
     <w:lsdException w:name="Placeholder Text" w:semiHidden="1" w:unhideWhenUsed="1"/>
     <w:lsdException w:name="No Spacing" w:uiPriority="1" w:qFormat="1"/>
@@ -5905,6 +7476,7 @@
   <w:style w:type="paragraph" w:default="1" w:styleId="Normal">
     <w:name w:val="Normal"/>
     <w:qFormat/>
+    <w:rsid w:val="004E4E1B"/>
     <w:pPr>
       <w:spacing w:after="200" w:line="276" w:lineRule="auto"/>
     </w:pPr>
@@ -6430,7 +8002,7 @@
   <w:style w:type="table" w:styleId="TableGrid">
     <w:name w:val="Table Grid"/>
     <w:basedOn w:val="TableNormal"/>
-    <w:uiPriority w:val="59"/>
+    <w:uiPriority w:val="39"/>
     <w:qFormat/>
     <w:tblPr>
       <w:tblBorders>
